--- a/Skills/learning-designer/demo/sample-files/learning-request-brief-template.docx
+++ b/Skills/learning-designer/demo/sample-files/learning-request-brief-template.docx
@@ -367,7 +367,7 @@
           <w:sz w:val="20"/>
           <w:szCs w:val="20"/>
         </w:rPr>
-        <w:t xml:space="preserve">After generation, attach or select this document and ask Copilot (or the agent) to build the learning dashboard using the learning-request-to-dashboard skill. The mapping file defines how each field becomes dashboard sections.</w:t>
+        <w:t xml:space="preserve">After generation, attach or select this document and ask Copilot (or the agent) to build the learning dashboard using the learning-designer skill. The mapping file defines how each field becomes dashboard sections.</w:t>
       </w:r>
     </w:p>
     <w:sectPr>
